--- a/docs/CS-E-Bid-Analyzer-사용법-v1.0.0.docx
+++ b/docs/CS-E-Bid-Analyzer-사용법-v1.0.0.docx
@@ -18,7 +18,7 @@
         <w:jc w:val="center"/>
       </w:pPr>
       <w:r>
-        <w:t>버전 1.0.0  |  작성일 2026-06-30</w:t>
+        <w:t>버전 1.0.0  |  작성일 2026-07-01</w:t>
         <w:br/>
       </w:r>
       <w:r>
